--- a/Knnn-Cpe/K303-LAr.docx
+++ b/Knnn-Cpe/K303-LAr.docx
@@ -1949,6 +1949,16 @@
       <w:r>
         <w:rPr>
           <w:rFonts w:ascii="Gentium" w:hAnsi="Gentium" w:cs="Gentium"/>
+          <w:b/>
+          <w:bCs/>
+          <w:color w:val="0070C0"/>
+          <w:vertAlign w:val="superscript"/>
+        </w:rPr>
+        <w:t> </w:t>
+      </w:r>
+      <w:r>
+        <w:rPr>
+          <w:rFonts w:ascii="Gentium" w:hAnsi="Gentium" w:cs="Gentium"/>
         </w:rPr>
         <w:t>and more particularly to those who were citizens of yours</w:t>
       </w:r>
@@ -4449,6 +4459,16 @@
       <w:r>
         <w:rPr>
           <w:rFonts w:ascii="Gentium" w:hAnsi="Gentium" w:cs="Gentium"/>
+          <w:b/>
+          <w:bCs/>
+          <w:color w:val="0070C0"/>
+          <w:vertAlign w:val="superscript"/>
+        </w:rPr>
+        <w:t> </w:t>
+      </w:r>
+      <w:r>
+        <w:rPr>
+          <w:rFonts w:ascii="Gentium" w:hAnsi="Gentium" w:cs="Gentium"/>
         </w:rPr>
         <w:t>and the rugged character of the mountainous regions which surround all the land.</w:t>
       </w:r>
@@ -5881,6 +5901,16 @@
       <w:r>
         <w:rPr>
           <w:rFonts w:ascii="Gentium" w:hAnsi="Gentium" w:cs="Gentium"/>
+          <w:b/>
+          <w:bCs/>
+          <w:color w:val="0070C0"/>
+          <w:vertAlign w:val="superscript"/>
+        </w:rPr>
+        <w:t> </w:t>
+      </w:r>
+      <w:r>
+        <w:rPr>
+          <w:rFonts w:ascii="Gentium" w:hAnsi="Gentium" w:cs="Gentium"/>
         </w:rPr>
         <w:t>And it is for this reason that a like practice is declared unclean in men. For by embodying in speech all that they receive through the ears, they involve others in evils and work no ordinary impurity, being themselves altogether defiled by the pollution of impiety. And your king, as we are informed, does quite right in destroying such men.</w:t>
       </w:r>
@@ -12402,6 +12432,16 @@
           <w:vertAlign w:val="superscript"/>
         </w:rPr>
         <w:t>276</w:t>
+      </w:r>
+      <w:r>
+        <w:rPr>
+          <w:rFonts w:ascii="Gentium" w:hAnsi="Gentium" w:cs="Gentium"/>
+          <w:b/>
+          <w:bCs/>
+          <w:color w:val="0070C0"/>
+          <w:vertAlign w:val="superscript"/>
+        </w:rPr>
+        <w:t> </w:t>
       </w:r>
       <w:r>
         <w:rPr>
